--- a/DOCUMENTACION/Manual_de_instalacion_y_configuracion.docx
+++ b/DOCUMENTACION/Manual_de_instalacion_y_configuracion.docx
@@ -357,7 +357,7 @@
             <w:rPr/>
             <w:t>Instalación de Apache2</w:t>
             <w:tab/>
-            <w:t>36</w:t>
+            <w:t>37</w:t>
           </w:r>
         </w:p>
         <w:p>
@@ -373,7 +373,7 @@
             <w:rPr/>
             <w:t>Instalación de MariaDB</w:t>
             <w:tab/>
-            <w:t>36</w:t>
+            <w:t>37</w:t>
           </w:r>
         </w:p>
         <w:p>
@@ -389,7 +389,7 @@
             <w:rPr/>
             <w:t>Dump del SQL</w:t>
             <w:tab/>
-            <w:t>37</w:t>
+            <w:t>38</w:t>
           </w:r>
         </w:p>
         <w:p>
@@ -405,7 +405,7 @@
             <w:rPr/>
             <w:t>Instalación de Wireguard</w:t>
             <w:tab/>
-            <w:t>38</w:t>
+            <w:t>39</w:t>
           </w:r>
         </w:p>
         <w:p>
@@ -421,7 +421,7 @@
             <w:rPr/>
             <w:t>Configuración de servidor</w:t>
             <w:tab/>
-            <w:t>38</w:t>
+            <w:t>39</w:t>
           </w:r>
         </w:p>
         <w:p>
@@ -437,7 +437,7 @@
             <w:rPr/>
             <w:t>Configuración del cliente</w:t>
             <w:tab/>
-            <w:t>39</w:t>
+            <w:t>40</w:t>
           </w:r>
         </w:p>
         <w:p>
@@ -453,7 +453,7 @@
             <w:rPr/>
             <w:t>Seguridad del servidor</w:t>
             <w:tab/>
-            <w:t>41</w:t>
+            <w:t>42</w:t>
           </w:r>
         </w:p>
         <w:p>
@@ -469,7 +469,7 @@
             <w:rPr/>
             <w:t>Activación de HTTPS:</w:t>
             <w:tab/>
-            <w:t>41</w:t>
+            <w:t>42</w:t>
           </w:r>
         </w:p>
         <w:p>
@@ -485,7 +485,7 @@
             <w:rPr/>
             <w:t>Crear VirtualHost HTTPS</w:t>
             <w:tab/>
-            <w:t>41</w:t>
+            <w:t>42</w:t>
           </w:r>
         </w:p>
         <w:p>
@@ -501,7 +501,7 @@
             <w:rPr/>
             <w:t>Let’s Encrypt (HTTPS válido público)</w:t>
             <w:tab/>
-            <w:t>42</w:t>
+            <w:t>43</w:t>
           </w:r>
         </w:p>
         <w:p>
@@ -517,7 +517,7 @@
             <w:rPr/>
             <w:t>Ocultar información expuesta</w:t>
             <w:tab/>
-            <w:t>42</w:t>
+            <w:t>43</w:t>
           </w:r>
         </w:p>
         <w:p>
@@ -533,7 +533,7 @@
             <w:rPr/>
             <w:t>Nmap para ver información disponible</w:t>
             <w:tab/>
-            <w:t>42</w:t>
+            <w:t>43</w:t>
           </w:r>
         </w:p>
         <w:p>
@@ -547,9 +547,9 @@
           </w:pPr>
           <w:r>
             <w:rPr/>
-            <w:t>Ocultar repo de GitHub añadiendo las siguientes lineas</w:t>
+            <w:t>Ocultar repositorio de GitHub añadiendo las siguientes lineas</w:t>
             <w:tab/>
-            <w:t>42</w:t>
+            <w:t>44</w:t>
           </w:r>
         </w:p>
         <w:p>
@@ -565,7 +565,7 @@
             <w:rPr/>
             <w:t>Ocultar versión de Apache modificando las siguientes lineas</w:t>
             <w:tab/>
-            <w:t>43</w:t>
+            <w:t>44</w:t>
           </w:r>
         </w:p>
         <w:p>
@@ -581,7 +581,7 @@
             <w:rPr/>
             <w:t>Comprobación final</w:t>
             <w:tab/>
-            <w:t>43</w:t>
+            <w:t>44</w:t>
           </w:r>
         </w:p>
         <w:p>
@@ -597,7 +597,7 @@
             <w:rPr/>
             <w:t>Bibliografía</w:t>
             <w:tab/>
-            <w:t>44</w:t>
+            <w:t>45</w:t>
           </w:r>
           <w:r>
             <w:rPr/>
@@ -1238,7 +1238,7 @@
           </w:tcPr>
           <w:p>
             <w:pPr>
-              <w:pStyle w:val="Contenidodelatablauser"/>
+              <w:pStyle w:val="Contenidodelatabla"/>
               <w:pageBreakBefore/>
               <w:spacing w:before="0" w:after="0"/>
               <w:rPr/>
@@ -1307,7 +1307,7 @@
       </w:pPr>
       <w:r>
         <w:rPr/>
-        <w:t>Descargar ISO y Bootear en un usb rufus</w:t>
+        <w:t>Descargar ISO y bootear en un usb rufus</w:t>
       </w:r>
     </w:p>
     <w:p>
@@ -4793,7 +4793,7 @@
       </w:pPr>
       <w:r>
         <w:rPr/>
-        <w:t>Activamos la redireción de IPs</w:t>
+        <w:t>Activamos la redirección de IPs</w:t>
       </w:r>
     </w:p>
     <w:tbl>
@@ -4875,7 +4875,7 @@
       </w:pPr>
       <w:r>
         <w:rPr>
-          <w:rStyle w:val="Textooriginaluser"/>
+          <w:rStyle w:val="Textooriginal"/>
         </w:rPr>
         <w:t>Aplicamos los cambios</w:t>
       </w:r>
@@ -4923,7 +4923,7 @@
       <w:pPr>
         <w:pStyle w:val="Normal"/>
         <w:rPr>
-          <w:rStyle w:val="Textooriginaluser"/>
+          <w:rStyle w:val="Textooriginal"/>
           <w:rFonts w:ascii="Liberation Serif" w:hAnsi="Liberation Serif"/>
         </w:rPr>
       </w:pPr>
@@ -4938,7 +4938,7 @@
       </w:pPr>
       <w:r>
         <w:rPr>
-          <w:rStyle w:val="Textooriginaluser"/>
+          <w:rStyle w:val="Textooriginal"/>
         </w:rPr>
         <w:t>Arrancamos el Wireguard</w:t>
       </w:r>
@@ -4974,7 +4974,7 @@
             </w:pPr>
             <w:r>
               <w:rPr>
-                <w:rStyle w:val="Textooriginaluser"/>
+                <w:rStyle w:val="Textooriginal"/>
               </w:rPr>
               <w:t>sudo systemctl enable wg-quick@wg0</w:t>
               <w:br/>
@@ -5406,8 +5406,17 @@
               <w:br/>
               <w:t>[Peer]</w:t>
               <w:br/>
-              <w:t>PublicKey = CLAVE_PUBLICA_SERVIDOR</w:t>
+              <w:t xml:space="preserve">PublicKey = </w:t>
+            </w:r>
+            <w:r>
+              <w:rPr>
+                <w:u w:val="single"/>
+              </w:rPr>
+              <w:t>Contenido del fichero server_public.key</w:t>
               <w:br/>
+            </w:r>
+            <w:r>
+              <w:rPr/>
               <w:t>Endpoint = blanconomicon.ddns.net:51871</w:t>
               <w:br/>
               <w:t>AllowedIPs = 10.10.0.0/24</w:t>
@@ -5512,7 +5521,16 @@
               <w:br/>
               <w:t>[Peer]</w:t>
               <w:br/>
-              <w:t>PublicKey = CLAVE_PUBLICA_SERVIDOR</w:t>
+              <w:t xml:space="preserve">PublicKey = </w:t>
+            </w:r>
+            <w:r>
+              <w:rPr>
+                <w:u w:val="single"/>
+              </w:rPr>
+              <w:t>Contenido del fichero server_public.key</w:t>
+            </w:r>
+            <w:r>
+              <w:rPr/>
               <w:br/>
               <w:t>Endpoint = blanconomicon.ddns.net:51871</w:t>
               <w:br/>
@@ -5718,7 +5736,7 @@
       <w:pPr>
         <w:pStyle w:val="Normal"/>
         <w:rPr>
-          <w:rStyle w:val="Textooriginaluser"/>
+          <w:rStyle w:val="Textooriginal"/>
           <w:rFonts w:ascii="Liberation Serif" w:hAnsi="Liberation Serif"/>
         </w:rPr>
       </w:pPr>
@@ -5786,7 +5804,7 @@
           </w:tcPr>
           <w:p>
             <w:pPr>
-              <w:pStyle w:val="Textopreformateadouser"/>
+              <w:pStyle w:val="Textopreformateado"/>
               <w:widowControl w:val="false"/>
               <w:ind w:hanging="0" w:start="0" w:end="0"/>
               <w:rPr>
@@ -5854,7 +5872,7 @@
           </w:tcPr>
           <w:p>
             <w:pPr>
-              <w:pStyle w:val="Textopreformateadouser"/>
+              <w:pStyle w:val="Textopreformateado"/>
               <w:widowControl w:val="false"/>
               <w:suppressAutoHyphens w:val="true"/>
               <w:bidi w:val="0"/>
@@ -5973,7 +5991,7 @@
           </w:tcPr>
           <w:p>
             <w:pPr>
-              <w:pStyle w:val="Textopreformateadouser"/>
+              <w:pStyle w:val="Textopreformateado"/>
               <w:widowControl w:val="false"/>
               <w:suppressAutoHyphens w:val="true"/>
               <w:bidi w:val="0"/>
@@ -6050,7 +6068,7 @@
           </w:tcPr>
           <w:p>
             <w:pPr>
-              <w:pStyle w:val="Textopreformateadouser"/>
+              <w:pStyle w:val="Textopreformateado"/>
               <w:widowControl w:val="false"/>
               <w:suppressAutoHyphens w:val="true"/>
               <w:bidi w:val="0"/>
@@ -6127,7 +6145,7 @@
           </w:tcPr>
           <w:p>
             <w:pPr>
-              <w:pStyle w:val="Textopreformateadouser"/>
+              <w:pStyle w:val="Textopreformateado"/>
               <w:widowControl w:val="false"/>
               <w:suppressAutoHyphens w:val="true"/>
               <w:bidi w:val="0"/>
@@ -6221,7 +6239,7 @@
           </w:tcPr>
           <w:p>
             <w:pPr>
-              <w:pStyle w:val="Textopreformateadouser"/>
+              <w:pStyle w:val="Textopreformateado"/>
               <w:widowControl w:val="false"/>
               <w:suppressAutoHyphens w:val="true"/>
               <w:bidi w:val="0"/>
@@ -6260,7 +6278,7 @@
           </w:tcPr>
           <w:p>
             <w:pPr>
-              <w:pStyle w:val="Textopreformateadouser"/>
+              <w:pStyle w:val="Textopreformateado"/>
               <w:widowControl w:val="false"/>
               <w:suppressAutoHyphens w:val="true"/>
               <w:bidi w:val="0"/>
@@ -6289,7 +6307,7 @@
           </w:p>
           <w:p>
             <w:pPr>
-              <w:pStyle w:val="Textopreformateadouser"/>
+              <w:pStyle w:val="Textopreformateado"/>
               <w:widowControl w:val="false"/>
               <w:suppressAutoHyphens w:val="true"/>
               <w:bidi w:val="0"/>
@@ -6317,7 +6335,7 @@
           </w:p>
           <w:p>
             <w:pPr>
-              <w:pStyle w:val="Textopreformateadouser"/>
+              <w:pStyle w:val="Textopreformateado"/>
               <w:widowControl w:val="false"/>
               <w:suppressAutoHyphens w:val="true"/>
               <w:bidi w:val="0"/>
@@ -6357,7 +6375,7 @@
           </w:p>
           <w:p>
             <w:pPr>
-              <w:pStyle w:val="Textopreformateadouser"/>
+              <w:pStyle w:val="Textopreformateado"/>
               <w:widowControl w:val="false"/>
               <w:suppressAutoHyphens w:val="true"/>
               <w:bidi w:val="0"/>
@@ -6397,7 +6415,7 @@
           </w:p>
           <w:p>
             <w:pPr>
-              <w:pStyle w:val="Textopreformateadouser"/>
+              <w:pStyle w:val="Textopreformateado"/>
               <w:widowControl w:val="false"/>
               <w:suppressAutoHyphens w:val="true"/>
               <w:bidi w:val="0"/>
@@ -6425,7 +6443,7 @@
           </w:p>
           <w:p>
             <w:pPr>
-              <w:pStyle w:val="Textopreformateadouser"/>
+              <w:pStyle w:val="Textopreformateado"/>
               <w:widowControl w:val="false"/>
               <w:suppressAutoHyphens w:val="true"/>
               <w:bidi w:val="0"/>
@@ -6465,7 +6483,7 @@
           </w:p>
           <w:p>
             <w:pPr>
-              <w:pStyle w:val="Textopreformateadouser"/>
+              <w:pStyle w:val="Textopreformateado"/>
               <w:widowControl w:val="false"/>
               <w:suppressAutoHyphens w:val="true"/>
               <w:bidi w:val="0"/>
@@ -6505,7 +6523,7 @@
           </w:p>
           <w:p>
             <w:pPr>
-              <w:pStyle w:val="Textopreformateadouser"/>
+              <w:pStyle w:val="Textopreformateado"/>
               <w:widowControl w:val="false"/>
               <w:suppressAutoHyphens w:val="true"/>
               <w:bidi w:val="0"/>
@@ -6545,7 +6563,7 @@
           </w:p>
           <w:p>
             <w:pPr>
-              <w:pStyle w:val="Textopreformateadouser"/>
+              <w:pStyle w:val="Textopreformateado"/>
               <w:widowControl w:val="false"/>
               <w:suppressAutoHyphens w:val="true"/>
               <w:bidi w:val="0"/>
@@ -6573,7 +6591,7 @@
           </w:p>
           <w:p>
             <w:pPr>
-              <w:pStyle w:val="Textopreformateadouser"/>
+              <w:pStyle w:val="Textopreformateado"/>
               <w:widowControl w:val="false"/>
               <w:suppressAutoHyphens w:val="true"/>
               <w:bidi w:val="0"/>
@@ -6613,7 +6631,7 @@
           </w:p>
           <w:p>
             <w:pPr>
-              <w:pStyle w:val="Textopreformateadouser"/>
+              <w:pStyle w:val="Textopreformateado"/>
               <w:widowControl w:val="false"/>
               <w:suppressAutoHyphens w:val="true"/>
               <w:bidi w:val="0"/>
@@ -6653,7 +6671,7 @@
           </w:p>
           <w:p>
             <w:pPr>
-              <w:pStyle w:val="Textopreformateadouser"/>
+              <w:pStyle w:val="Textopreformateado"/>
               <w:widowControl w:val="false"/>
               <w:suppressAutoHyphens w:val="true"/>
               <w:bidi w:val="0"/>
@@ -6693,7 +6711,7 @@
           </w:p>
           <w:p>
             <w:pPr>
-              <w:pStyle w:val="Textopreformateadouser"/>
+              <w:pStyle w:val="Textopreformateado"/>
               <w:widowControl w:val="false"/>
               <w:suppressAutoHyphens w:val="true"/>
               <w:bidi w:val="0"/>
@@ -6733,7 +6751,7 @@
           </w:p>
           <w:p>
             <w:pPr>
-              <w:pStyle w:val="Textopreformateadouser"/>
+              <w:pStyle w:val="Textopreformateado"/>
               <w:widowControl w:val="false"/>
               <w:suppressAutoHyphens w:val="true"/>
               <w:bidi w:val="0"/>
@@ -6773,7 +6791,7 @@
           </w:p>
           <w:p>
             <w:pPr>
-              <w:pStyle w:val="Textopreformateadouser"/>
+              <w:pStyle w:val="Textopreformateado"/>
               <w:widowControl w:val="false"/>
               <w:suppressAutoHyphens w:val="true"/>
               <w:bidi w:val="0"/>
@@ -6801,7 +6819,7 @@
           </w:p>
           <w:p>
             <w:pPr>
-              <w:pStyle w:val="Textopreformateadouser"/>
+              <w:pStyle w:val="Textopreformateado"/>
               <w:widowControl w:val="false"/>
               <w:suppressAutoHyphens w:val="true"/>
               <w:bidi w:val="0"/>
@@ -6841,7 +6859,7 @@
           </w:p>
           <w:p>
             <w:pPr>
-              <w:pStyle w:val="Textopreformateadouser"/>
+              <w:pStyle w:val="Textopreformateado"/>
               <w:widowControl w:val="false"/>
               <w:suppressAutoHyphens w:val="true"/>
               <w:bidi w:val="0"/>
@@ -6881,7 +6899,7 @@
           </w:p>
           <w:p>
             <w:pPr>
-              <w:pStyle w:val="Textopreformateadouser"/>
+              <w:pStyle w:val="Textopreformateado"/>
               <w:widowControl w:val="false"/>
               <w:suppressAutoHyphens w:val="true"/>
               <w:bidi w:val="0"/>
@@ -6909,7 +6927,7 @@
           </w:p>
           <w:p>
             <w:pPr>
-              <w:pStyle w:val="Textopreformateadouser"/>
+              <w:pStyle w:val="Textopreformateado"/>
               <w:widowControl w:val="false"/>
               <w:suppressAutoHyphens w:val="true"/>
               <w:bidi w:val="0"/>
@@ -6986,7 +7004,7 @@
           </w:tcPr>
           <w:p>
             <w:pPr>
-              <w:pStyle w:val="Textopreformateadouser"/>
+              <w:pStyle w:val="Textopreformateado"/>
               <w:widowControl w:val="false"/>
               <w:suppressAutoHyphens w:val="true"/>
               <w:bidi w:val="0"/>
@@ -7063,7 +7081,7 @@
           </w:tcPr>
           <w:p>
             <w:pPr>
-              <w:pStyle w:val="Textopreformateadouser"/>
+              <w:pStyle w:val="Textopreformateado"/>
               <w:widowControl w:val="false"/>
               <w:suppressAutoHyphens w:val="true"/>
               <w:bidi w:val="0"/>
@@ -7157,7 +7175,7 @@
           </w:tcPr>
           <w:p>
             <w:pPr>
-              <w:pStyle w:val="Textopreformateadouser"/>
+              <w:pStyle w:val="Textopreformateado"/>
               <w:widowControl w:val="false"/>
               <w:suppressAutoHyphens w:val="true"/>
               <w:bidi w:val="0"/>
@@ -7234,7 +7252,7 @@
           </w:tcPr>
           <w:p>
             <w:pPr>
-              <w:pStyle w:val="Textopreformateadouser"/>
+              <w:pStyle w:val="Textopreformateado"/>
               <w:widowControl w:val="false"/>
               <w:suppressAutoHyphens w:val="true"/>
               <w:bidi w:val="0"/>
@@ -7311,7 +7329,7 @@
           </w:tcPr>
           <w:p>
             <w:pPr>
-              <w:pStyle w:val="Textopreformateadouser"/>
+              <w:pStyle w:val="Textopreformateado"/>
               <w:widowControl w:val="false"/>
               <w:suppressAutoHyphens w:val="true"/>
               <w:bidi w:val="0"/>
@@ -7481,7 +7499,7 @@
           </w:tcPr>
           <w:p>
             <w:pPr>
-              <w:pStyle w:val="Textopreformateadouser"/>
+              <w:pStyle w:val="Textopreformateado"/>
               <w:widowControl w:val="false"/>
               <w:suppressAutoHyphens w:val="true"/>
               <w:bidi w:val="0"/>
@@ -7520,7 +7538,7 @@
           </w:tcPr>
           <w:p>
             <w:pPr>
-              <w:pStyle w:val="Textopreformateadouser"/>
+              <w:pStyle w:val="Textopreformateado"/>
               <w:widowControl w:val="false"/>
               <w:suppressAutoHyphens w:val="true"/>
               <w:bidi w:val="0"/>
@@ -7549,7 +7567,7 @@
           </w:p>
           <w:p>
             <w:pPr>
-              <w:pStyle w:val="Textopreformateadouser"/>
+              <w:pStyle w:val="Textopreformateado"/>
               <w:widowControl w:val="false"/>
               <w:suppressAutoHyphens w:val="true"/>
               <w:bidi w:val="0"/>
@@ -7578,7 +7596,7 @@
           </w:p>
           <w:p>
             <w:pPr>
-              <w:pStyle w:val="Textopreformateadouser"/>
+              <w:pStyle w:val="Textopreformateado"/>
               <w:widowControl w:val="false"/>
               <w:suppressAutoHyphens w:val="true"/>
               <w:bidi w:val="0"/>
@@ -7607,7 +7625,7 @@
           </w:p>
           <w:p>
             <w:pPr>
-              <w:pStyle w:val="Textopreformateadouser"/>
+              <w:pStyle w:val="Textopreformateado"/>
               <w:widowControl w:val="false"/>
               <w:suppressAutoHyphens w:val="true"/>
               <w:bidi w:val="0"/>
@@ -7636,7 +7654,7 @@
           </w:p>
           <w:p>
             <w:pPr>
-              <w:pStyle w:val="Textopreformateadouser"/>
+              <w:pStyle w:val="Textopreformateado"/>
               <w:widowControl w:val="false"/>
               <w:suppressAutoHyphens w:val="true"/>
               <w:bidi w:val="0"/>
@@ -7665,7 +7683,7 @@
           </w:p>
           <w:p>
             <w:pPr>
-              <w:pStyle w:val="Textopreformateadouser"/>
+              <w:pStyle w:val="Textopreformateado"/>
               <w:widowControl w:val="false"/>
               <w:suppressAutoHyphens w:val="true"/>
               <w:bidi w:val="0"/>
@@ -7694,7 +7712,7 @@
           </w:p>
           <w:p>
             <w:pPr>
-              <w:pStyle w:val="Textopreformateadouser"/>
+              <w:pStyle w:val="Textopreformateado"/>
               <w:widowControl w:val="false"/>
               <w:suppressAutoHyphens w:val="true"/>
               <w:bidi w:val="0"/>
@@ -7723,7 +7741,7 @@
           </w:p>
           <w:p>
             <w:pPr>
-              <w:pStyle w:val="Textopreformateadouser"/>
+              <w:pStyle w:val="Textopreformateado"/>
               <w:widowControl w:val="false"/>
               <w:suppressAutoHyphens w:val="true"/>
               <w:bidi w:val="0"/>
@@ -7752,7 +7770,7 @@
           </w:p>
           <w:p>
             <w:pPr>
-              <w:pStyle w:val="Textopreformateadouser"/>
+              <w:pStyle w:val="Textopreformateado"/>
               <w:widowControl w:val="false"/>
               <w:suppressAutoHyphens w:val="true"/>
               <w:bidi w:val="0"/>
@@ -7781,7 +7799,7 @@
           </w:p>
           <w:p>
             <w:pPr>
-              <w:pStyle w:val="Textopreformateadouser"/>
+              <w:pStyle w:val="Textopreformateado"/>
               <w:widowControl w:val="false"/>
               <w:suppressAutoHyphens w:val="true"/>
               <w:bidi w:val="0"/>
@@ -7810,7 +7828,7 @@
           </w:p>
           <w:p>
             <w:pPr>
-              <w:pStyle w:val="Textopreformateadouser"/>
+              <w:pStyle w:val="Textopreformateado"/>
               <w:widowControl w:val="false"/>
               <w:suppressAutoHyphens w:val="true"/>
               <w:bidi w:val="0"/>
@@ -7839,7 +7857,7 @@
           </w:p>
           <w:p>
             <w:pPr>
-              <w:pStyle w:val="Textopreformateadouser"/>
+              <w:pStyle w:val="Textopreformateado"/>
               <w:widowControl w:val="false"/>
               <w:suppressAutoHyphens w:val="true"/>
               <w:bidi w:val="0"/>
@@ -7868,7 +7886,7 @@
           </w:p>
           <w:p>
             <w:pPr>
-              <w:pStyle w:val="Textopreformateadouser"/>
+              <w:pStyle w:val="Textopreformateado"/>
               <w:widowControl w:val="false"/>
               <w:suppressAutoHyphens w:val="true"/>
               <w:bidi w:val="0"/>
@@ -7897,7 +7915,7 @@
           </w:p>
           <w:p>
             <w:pPr>
-              <w:pStyle w:val="Textopreformateadouser"/>
+              <w:pStyle w:val="Textopreformateado"/>
               <w:widowControl w:val="false"/>
               <w:suppressAutoHyphens w:val="true"/>
               <w:bidi w:val="0"/>
@@ -7926,7 +7944,7 @@
           </w:p>
           <w:p>
             <w:pPr>
-              <w:pStyle w:val="Textopreformateadouser"/>
+              <w:pStyle w:val="Textopreformateado"/>
               <w:widowControl w:val="false"/>
               <w:suppressAutoHyphens w:val="true"/>
               <w:bidi w:val="0"/>
@@ -7955,7 +7973,7 @@
           </w:p>
           <w:p>
             <w:pPr>
-              <w:pStyle w:val="Textopreformateadouser"/>
+              <w:pStyle w:val="Textopreformateado"/>
               <w:widowControl w:val="false"/>
               <w:suppressAutoHyphens w:val="true"/>
               <w:bidi w:val="0"/>
@@ -7984,7 +8002,7 @@
           </w:p>
           <w:p>
             <w:pPr>
-              <w:pStyle w:val="Textopreformateadouser"/>
+              <w:pStyle w:val="Textopreformateado"/>
               <w:widowControl w:val="false"/>
               <w:suppressAutoHyphens w:val="true"/>
               <w:bidi w:val="0"/>
@@ -8013,7 +8031,7 @@
           </w:p>
           <w:p>
             <w:pPr>
-              <w:pStyle w:val="Textopreformateadouser"/>
+              <w:pStyle w:val="Textopreformateado"/>
               <w:widowControl w:val="false"/>
               <w:suppressAutoHyphens w:val="true"/>
               <w:bidi w:val="0"/>
@@ -8042,7 +8060,7 @@
           </w:p>
           <w:p>
             <w:pPr>
-              <w:pStyle w:val="Textopreformateadouser"/>
+              <w:pStyle w:val="Textopreformateado"/>
               <w:widowControl w:val="false"/>
               <w:suppressAutoHyphens w:val="true"/>
               <w:bidi w:val="0"/>
@@ -8071,7 +8089,7 @@
           </w:p>
           <w:p>
             <w:pPr>
-              <w:pStyle w:val="Textopreformateadouser"/>
+              <w:pStyle w:val="Textopreformateado"/>
               <w:widowControl w:val="false"/>
               <w:suppressAutoHyphens w:val="true"/>
               <w:bidi w:val="0"/>
@@ -8136,7 +8154,7 @@
       <w:bookmarkEnd w:id="26"/>
       <w:r>
         <w:rPr/>
-        <w:t>Ocultar repo de GitHub añadiendo las siguientes lineas</w:t>
+        <w:t>Ocultar repositorio de GitHub añadiendo las siguientes lineas</w:t>
       </w:r>
     </w:p>
     <w:tbl>
@@ -8165,7 +8183,7 @@
           </w:tcPr>
           <w:p>
             <w:pPr>
-              <w:pStyle w:val="Textopreformateadouser"/>
+              <w:pStyle w:val="Textopreformateado"/>
               <w:widowControl w:val="false"/>
               <w:suppressAutoHyphens w:val="true"/>
               <w:bidi w:val="0"/>
@@ -8204,7 +8222,7 @@
           </w:tcPr>
           <w:p>
             <w:pPr>
-              <w:pStyle w:val="Textopreformateadouser"/>
+              <w:pStyle w:val="Textopreformateado"/>
               <w:widowControl w:val="false"/>
               <w:suppressAutoHyphens w:val="true"/>
               <w:bidi w:val="0"/>
@@ -8233,7 +8251,7 @@
           </w:p>
           <w:p>
             <w:pPr>
-              <w:pStyle w:val="Textopreformateadouser"/>
+              <w:pStyle w:val="Textopreformateado"/>
               <w:widowControl w:val="false"/>
               <w:suppressAutoHyphens w:val="true"/>
               <w:bidi w:val="0"/>
@@ -8273,7 +8291,7 @@
           </w:p>
           <w:p>
             <w:pPr>
-              <w:pStyle w:val="Textopreformateadouser"/>
+              <w:pStyle w:val="Textopreformateado"/>
               <w:widowControl w:val="false"/>
               <w:suppressAutoHyphens w:val="true"/>
               <w:bidi w:val="0"/>
@@ -8346,7 +8364,7 @@
           </w:tcPr>
           <w:p>
             <w:pPr>
-              <w:pStyle w:val="Textopreformateadouser"/>
+              <w:pStyle w:val="Textopreformateado"/>
               <w:widowControl w:val="false"/>
               <w:suppressAutoHyphens w:val="true"/>
               <w:bidi w:val="0"/>
@@ -8385,7 +8403,7 @@
           </w:tcPr>
           <w:p>
             <w:pPr>
-              <w:pStyle w:val="Textopreformateadouser"/>
+              <w:pStyle w:val="Textopreformateado"/>
               <w:widowControl w:val="false"/>
               <w:suppressAutoHyphens w:val="true"/>
               <w:bidi w:val="0"/>
@@ -8414,7 +8432,7 @@
           </w:p>
           <w:p>
             <w:pPr>
-              <w:pStyle w:val="Textopreformateadouser"/>
+              <w:pStyle w:val="Textopreformateado"/>
               <w:widowControl w:val="false"/>
               <w:suppressAutoHyphens w:val="true"/>
               <w:bidi w:val="0"/>
@@ -8491,7 +8509,7 @@
           </w:tcPr>
           <w:p>
             <w:pPr>
-              <w:pStyle w:val="Textopreformateadouser"/>
+              <w:pStyle w:val="Textopreformateado"/>
               <w:widowControl w:val="false"/>
               <w:suppressAutoHyphens w:val="true"/>
               <w:bidi w:val="0"/>
@@ -8568,7 +8586,7 @@
           </w:tcPr>
           <w:p>
             <w:pPr>
-              <w:pStyle w:val="Textopreformateadouser"/>
+              <w:pStyle w:val="Textopreformateado"/>
               <w:widowControl w:val="false"/>
               <w:suppressAutoHyphens w:val="true"/>
               <w:bidi w:val="0"/>
@@ -8645,7 +8663,7 @@
           </w:tcPr>
           <w:p>
             <w:pPr>
-              <w:pStyle w:val="Textopreformateadouser"/>
+              <w:pStyle w:val="Textopreformateado"/>
               <w:widowControl w:val="false"/>
               <w:suppressAutoHyphens w:val="true"/>
               <w:bidi w:val="0"/>
@@ -8735,7 +8753,7 @@
           </w:tcPr>
           <w:p>
             <w:pPr>
-              <w:pStyle w:val="Textopreformateadouser"/>
+              <w:pStyle w:val="Textopreformateado"/>
               <w:widowControl w:val="false"/>
               <w:suppressAutoHyphens w:val="true"/>
               <w:bidi w:val="0"/>
@@ -8776,7 +8794,7 @@
           </w:tcPr>
           <w:p>
             <w:pPr>
-              <w:pStyle w:val="Textopreformateadouser"/>
+              <w:pStyle w:val="Textopreformateado"/>
               <w:widowControl w:val="false"/>
               <w:suppressAutoHyphens w:val="true"/>
               <w:bidi w:val="0"/>
@@ -8805,7 +8823,7 @@
           </w:p>
           <w:p>
             <w:pPr>
-              <w:pStyle w:val="Textopreformateadouser"/>
+              <w:pStyle w:val="Textopreformateado"/>
               <w:widowControl w:val="false"/>
               <w:suppressAutoHyphens w:val="true"/>
               <w:bidi w:val="0"/>
@@ -8834,7 +8852,7 @@
           </w:p>
           <w:p>
             <w:pPr>
-              <w:pStyle w:val="Textopreformateadouser"/>
+              <w:pStyle w:val="Textopreformateado"/>
               <w:widowControl w:val="false"/>
               <w:suppressAutoHyphens w:val="true"/>
               <w:bidi w:val="0"/>
@@ -8863,7 +8881,7 @@
           </w:p>
           <w:p>
             <w:pPr>
-              <w:pStyle w:val="Textopreformateadouser"/>
+              <w:pStyle w:val="Textopreformateado"/>
               <w:widowControl w:val="false"/>
               <w:suppressAutoHyphens w:val="true"/>
               <w:bidi w:val="0"/>
@@ -8892,7 +8910,7 @@
           </w:p>
           <w:p>
             <w:pPr>
-              <w:pStyle w:val="Textopreformateadouser"/>
+              <w:pStyle w:val="Textopreformateado"/>
               <w:widowControl w:val="false"/>
               <w:suppressAutoHyphens w:val="true"/>
               <w:bidi w:val="0"/>
@@ -8921,7 +8939,7 @@
           </w:p>
           <w:p>
             <w:pPr>
-              <w:pStyle w:val="Textopreformateadouser"/>
+              <w:pStyle w:val="Textopreformateado"/>
               <w:widowControl w:val="false"/>
               <w:suppressAutoHyphens w:val="true"/>
               <w:bidi w:val="0"/>
@@ -8950,7 +8968,7 @@
           </w:p>
           <w:p>
             <w:pPr>
-              <w:pStyle w:val="Textopreformateadouser"/>
+              <w:pStyle w:val="Textopreformateado"/>
               <w:widowControl w:val="false"/>
               <w:suppressAutoHyphens w:val="true"/>
               <w:bidi w:val="0"/>
@@ -8979,7 +8997,7 @@
           </w:p>
           <w:p>
             <w:pPr>
-              <w:pStyle w:val="Textopreformateadouser"/>
+              <w:pStyle w:val="Textopreformateado"/>
               <w:widowControl w:val="false"/>
               <w:suppressAutoHyphens w:val="true"/>
               <w:bidi w:val="0"/>
@@ -9008,7 +9026,7 @@
           </w:p>
           <w:p>
             <w:pPr>
-              <w:pStyle w:val="Textopreformateadouser"/>
+              <w:pStyle w:val="Textopreformateado"/>
               <w:widowControl w:val="false"/>
               <w:suppressAutoHyphens w:val="true"/>
               <w:bidi w:val="0"/>
@@ -9037,7 +9055,7 @@
           </w:p>
           <w:p>
             <w:pPr>
-              <w:pStyle w:val="Textopreformateadouser"/>
+              <w:pStyle w:val="Textopreformateado"/>
               <w:widowControl w:val="false"/>
               <w:suppressAutoHyphens w:val="true"/>
               <w:bidi w:val="0"/>
@@ -9066,7 +9084,7 @@
           </w:p>
           <w:p>
             <w:pPr>
-              <w:pStyle w:val="Textopreformateadouser"/>
+              <w:pStyle w:val="Textopreformateado"/>
               <w:widowControl w:val="false"/>
               <w:suppressAutoHyphens w:val="true"/>
               <w:bidi w:val="0"/>
@@ -9095,7 +9113,7 @@
           </w:p>
           <w:p>
             <w:pPr>
-              <w:pStyle w:val="Textopreformateadouser"/>
+              <w:pStyle w:val="Textopreformateado"/>
               <w:widowControl w:val="false"/>
               <w:suppressAutoHyphens w:val="true"/>
               <w:bidi w:val="0"/>
@@ -9124,7 +9142,7 @@
           </w:p>
           <w:p>
             <w:pPr>
-              <w:pStyle w:val="Textopreformateadouser"/>
+              <w:pStyle w:val="Textopreformateado"/>
               <w:widowControl w:val="false"/>
               <w:suppressAutoHyphens w:val="true"/>
               <w:bidi w:val="0"/>
@@ -9153,7 +9171,7 @@
           </w:p>
           <w:p>
             <w:pPr>
-              <w:pStyle w:val="Textopreformateadouser"/>
+              <w:pStyle w:val="Textopreformateado"/>
               <w:widowControl w:val="false"/>
               <w:suppressAutoHyphens w:val="true"/>
               <w:bidi w:val="0"/>
@@ -9182,7 +9200,7 @@
           </w:p>
           <w:p>
             <w:pPr>
-              <w:pStyle w:val="Textopreformateadouser"/>
+              <w:pStyle w:val="Textopreformateado"/>
               <w:widowControl w:val="false"/>
               <w:suppressAutoHyphens w:val="true"/>
               <w:bidi w:val="0"/>
@@ -9697,7 +9715,7 @@
           <w:tab w:val="left" w:pos="0" w:leader="none"/>
         </w:tabs>
         <w:suppressAutoHyphens w:val="true"/>
-        <w:overflowPunct w:val="false"/>
+        <w:overflowPunct w:val="true"/>
         <w:bidi w:val="0"/>
         <w:spacing w:lineRule="auto" w:line="276" w:before="0" w:after="140"/>
         <w:ind w:hanging="340" w:start="680" w:end="0"/>
@@ -9749,7 +9767,7 @@
           <w:tab w:val="left" w:pos="0" w:leader="none"/>
         </w:tabs>
         <w:suppressAutoHyphens w:val="true"/>
-        <w:overflowPunct w:val="false"/>
+        <w:overflowPunct w:val="true"/>
         <w:bidi w:val="0"/>
         <w:spacing w:lineRule="auto" w:line="276" w:before="0" w:after="140"/>
         <w:ind w:hanging="340" w:start="680" w:end="0"/>
@@ -9856,7 +9874,7 @@
     </w:r>
     <w:r>
       <w:rPr/>
-      <w:t>45</w:t>
+      <w:t>2</w:t>
     </w:r>
     <w:r>
       <w:rPr/>
@@ -9873,7 +9891,7 @@
     </w:pPr>
     <w:r>
       <w:rPr/>
-      <w:t>08/04/2026</w:t>
+      <w:t>08/05/2026</w:t>
       <w:tab/>
       <w:tab/>
       <w:t>Daniel Alvarez y Aketza González</w:t>
@@ -9893,7 +9911,15 @@
     </w:pPr>
     <w:r>
       <w:rPr/>
-      <w:t>08/04/2026</w:t>
+      <w:t>08/0</w:t>
+    </w:r>
+    <w:r>
+      <w:rPr/>
+      <w:t>5</w:t>
+    </w:r>
+    <w:r>
+      <w:rPr/>
+      <w:t>/2026</w:t>
       <w:tab/>
       <w:tab/>
       <w:t>Daniel Alvarez y Aketza González</w:t>
@@ -10868,7 +10894,7 @@
     <w:pPr>
       <w:widowControl/>
       <w:suppressAutoHyphens w:val="true"/>
-      <w:overflowPunct w:val="false"/>
+      <w:overflowPunct w:val="true"/>
       <w:bidi w:val="0"/>
       <w:spacing w:before="0" w:after="0"/>
       <w:jc w:val="start"/>
@@ -10884,7 +10910,7 @@
   </w:style>
   <w:style w:type="paragraph" w:styleId="Heading1">
     <w:name w:val="heading 1"/>
-    <w:basedOn w:val="Ttulouser"/>
+    <w:basedOn w:val="Ttulo"/>
     <w:next w:val="BodyText"/>
     <w:qFormat/>
     <w:pPr>
@@ -10905,7 +10931,7 @@
   </w:style>
   <w:style w:type="paragraph" w:styleId="Heading2">
     <w:name w:val="heading 2"/>
-    <w:basedOn w:val="Ttulouser"/>
+    <w:basedOn w:val="Ttulo"/>
     <w:next w:val="BodyText"/>
     <w:qFormat/>
     <w:pPr>
@@ -10925,7 +10951,7 @@
   </w:style>
   <w:style w:type="paragraph" w:styleId="Heading3">
     <w:name w:val="heading 3"/>
-    <w:basedOn w:val="Ttulouser"/>
+    <w:basedOn w:val="Ttulo"/>
     <w:next w:val="BodyText"/>
     <w:qFormat/>
     <w:pPr>
@@ -10943,13 +10969,13 @@
       <w:szCs w:val="28"/>
     </w:rPr>
   </w:style>
-  <w:style w:type="character" w:styleId="Smbolosdenumeracinuser">
-    <w:name w:val="Símbolos de numeración (user)"/>
+  <w:style w:type="character" w:styleId="Smbolosdenumeracin">
+    <w:name w:val="Símbolos de numeración"/>
     <w:qFormat/>
     <w:rPr/>
   </w:style>
-  <w:style w:type="character" w:styleId="Bolosuser">
-    <w:name w:val="Bolos (user)"/>
+  <w:style w:type="character" w:styleId="Bolos">
+    <w:name w:val="Bolos"/>
     <w:qFormat/>
     <w:rPr>
       <w:rFonts w:ascii="OpenSymbol" w:hAnsi="OpenSymbol" w:eastAsia="OpenSymbol" w:cs="OpenSymbol"/>
@@ -10964,8 +10990,8 @@
       <w:u w:val="single"/>
     </w:rPr>
   </w:style>
-  <w:style w:type="character" w:styleId="Textooriginaluser">
-    <w:name w:val="Texto original (user)"/>
+  <w:style w:type="character" w:styleId="Textooriginal">
+    <w:name w:val="Texto original"/>
     <w:qFormat/>
     <w:rPr>
       <w:rFonts w:ascii="Liberation Mono" w:hAnsi="Liberation Mono" w:eastAsia="NSimSun" w:cs="Liberation Mono"/>
@@ -10986,8 +11012,8 @@
       <w:u w:val="single"/>
     </w:rPr>
   </w:style>
-  <w:style w:type="character" w:styleId="Enlacedelndiceuser">
-    <w:name w:val="Enlace del índice (user)"/>
+  <w:style w:type="character" w:styleId="Enlacedelndice">
+    <w:name w:val="Enlace del índice"/>
     <w:qFormat/>
     <w:rPr/>
   </w:style>
@@ -10998,6 +11024,11 @@
       <w:i/>
       <w:iCs/>
     </w:rPr>
+  </w:style>
+  <w:style w:type="character" w:styleId="Enlacedelndiceuser">
+    <w:name w:val="Enlace del índice (user)"/>
+    <w:qFormat/>
+    <w:rPr/>
   </w:style>
   <w:style w:type="paragraph" w:styleId="Ttulo">
     <w:name w:val="Título"/>
@@ -11083,8 +11114,8 @@
       <w:rFonts w:cs="Arial"/>
     </w:rPr>
   </w:style>
-  <w:style w:type="paragraph" w:styleId="Cabeceraypieuser">
-    <w:name w:val="Cabecera y pie (user)"/>
+  <w:style w:type="paragraph" w:styleId="Cabeceraypie">
+    <w:name w:val="Cabecera y pie"/>
     <w:basedOn w:val="Normal"/>
     <w:qFormat/>
     <w:pPr>
@@ -11097,8 +11128,8 @@
     </w:pPr>
     <w:rPr/>
   </w:style>
-  <w:style w:type="paragraph" w:styleId="Cabeceraypie">
-    <w:name w:val="Cabecera y pie"/>
+  <w:style w:type="paragraph" w:styleId="Cabeceraypieuser">
+    <w:name w:val="Cabecera y pie (user)"/>
     <w:basedOn w:val="Normal"/>
     <w:qFormat/>
     <w:pPr/>
@@ -11106,14 +11137,14 @@
   </w:style>
   <w:style w:type="paragraph" w:styleId="Footer">
     <w:name w:val="footer"/>
-    <w:basedOn w:val="Cabeceraypieuser"/>
+    <w:basedOn w:val="Cabeceraypie"/>
     <w:pPr>
       <w:suppressLineNumbers/>
     </w:pPr>
     <w:rPr/>
   </w:style>
-  <w:style w:type="paragraph" w:styleId="Contenidodelatablauser">
-    <w:name w:val="Contenido de la tabla (user)"/>
+  <w:style w:type="paragraph" w:styleId="Contenidodelatabla">
+    <w:name w:val="Contenido de la tabla"/>
     <w:basedOn w:val="Normal"/>
     <w:qFormat/>
     <w:pPr>
@@ -11122,8 +11153,8 @@
     </w:pPr>
     <w:rPr/>
   </w:style>
-  <w:style w:type="paragraph" w:styleId="Textopreformateadouser">
-    <w:name w:val="Texto preformateado (user)"/>
+  <w:style w:type="paragraph" w:styleId="Textopreformateado">
+    <w:name w:val="Texto preformateado"/>
     <w:basedOn w:val="Normal"/>
     <w:qFormat/>
     <w:pPr>
@@ -11135,9 +11166,9 @@
       <w:szCs w:val="20"/>
     </w:rPr>
   </w:style>
-  <w:style w:type="paragraph" w:styleId="Ttulodelatablauser">
-    <w:name w:val="Título de la tabla (user)"/>
-    <w:basedOn w:val="Contenidodelatablauser"/>
+  <w:style w:type="paragraph" w:styleId="Ttulodelatabla">
+    <w:name w:val="Título de la tabla"/>
+    <w:basedOn w:val="Contenidodelatabla"/>
     <w:qFormat/>
     <w:pPr>
       <w:suppressLineNumbers/>
@@ -11148,8 +11179,8 @@
       <w:bCs/>
     </w:rPr>
   </w:style>
-  <w:style w:type="paragraph" w:styleId="Contenidodelmarcouser">
-    <w:name w:val="Contenido del marco (user)"/>
+  <w:style w:type="paragraph" w:styleId="Contenidodelmarco">
+    <w:name w:val="Contenido del marco"/>
     <w:basedOn w:val="Normal"/>
     <w:qFormat/>
     <w:pPr/>
@@ -11157,7 +11188,7 @@
   </w:style>
   <w:style w:type="paragraph" w:styleId="IndexHeading">
     <w:name w:val="index heading"/>
-    <w:basedOn w:val="Ttulouser"/>
+    <w:basedOn w:val="Ttulo"/>
     <w:pPr>
       <w:suppressLineNumbers/>
       <w:ind w:hanging="0" w:start="0"/>
@@ -11186,7 +11217,7 @@
   </w:style>
   <w:style w:type="paragraph" w:styleId="TOC1">
     <w:name w:val="toc 1"/>
-    <w:basedOn w:val="ndiceuser"/>
+    <w:basedOn w:val="ndice"/>
     <w:pPr>
       <w:tabs>
         <w:tab w:val="clear" w:pos="709"/>
@@ -11198,7 +11229,7 @@
   </w:style>
   <w:style w:type="paragraph" w:styleId="TOC2">
     <w:name w:val="toc 2"/>
-    <w:basedOn w:val="ndiceuser"/>
+    <w:basedOn w:val="ndice"/>
     <w:pPr>
       <w:tabs>
         <w:tab w:val="clear" w:pos="709"/>
@@ -11210,7 +11241,7 @@
   </w:style>
   <w:style w:type="paragraph" w:styleId="TOC3">
     <w:name w:val="toc 3"/>
-    <w:basedOn w:val="ndiceuser"/>
+    <w:basedOn w:val="ndice"/>
     <w:pPr>
       <w:tabs>
         <w:tab w:val="clear" w:pos="709"/>
@@ -11222,7 +11253,7 @@
   </w:style>
   <w:style w:type="paragraph" w:styleId="Header">
     <w:name w:val="header"/>
-    <w:basedOn w:val="Cabeceraypieuser"/>
+    <w:basedOn w:val="Cabeceraypie"/>
     <w:pPr>
       <w:suppressLineNumbers/>
     </w:pPr>
